--- a/_output/supp.docx
+++ b/_output/supp.docx
@@ -23,7 +23,101 @@
         <w:pStyle w:val="Date"/>
       </w:pPr>
       <w:r>
-        <w:t xml:space="preserve">2026-05-09</w:t>
+        <w:t xml:space="preserve">2026-05-10</w:t>
+      </w:r>
+    </w:p>
+    <w:p>
+      <w:pPr>
+        <w:pStyle w:val="FirstParagraph"/>
+      </w:pPr>
+      <w:r>
+        <w:rPr>
+          <w:b/>
+          <w:bCs/>
+        </w:rPr>
+        <w:t xml:space="preserve">Daniel W.A. Noble</w:t>
+      </w:r>
+      <w:r>
+        <w:rPr>
+          <w:vertAlign w:val="superscript"/>
+        </w:rPr>
+        <w:t xml:space="preserve">1,*</w:t>
+      </w:r>
+      <w:r>
+        <w:t xml:space="preserve">,</w:t>
+      </w:r>
+      <w:r>
+        <w:t xml:space="preserve"> </w:t>
+      </w:r>
+      <w:r>
+        <w:rPr>
+          <w:b/>
+          <w:bCs/>
+        </w:rPr>
+        <w:t xml:space="preserve">Pieter A. Arnold</w:t>
+      </w:r>
+      <w:r>
+        <w:rPr>
+          <w:vertAlign w:val="superscript"/>
+        </w:rPr>
+        <w:t xml:space="preserve">1</w:t>
+      </w:r>
+      <w:r>
+        <w:t xml:space="preserve">,</w:t>
+      </w:r>
+      <w:r>
+        <w:t xml:space="preserve"> </w:t>
+      </w:r>
+      <w:r>
+        <w:rPr>
+          <w:b/>
+          <w:bCs/>
+        </w:rPr>
+        <w:t xml:space="preserve">Patrice Pottier</w:t>
+      </w:r>
+      <w:r>
+        <w:rPr>
+          <w:vertAlign w:val="superscript"/>
+        </w:rPr>
+        <w:t xml:space="preserve">2</w:t>
+      </w:r>
+    </w:p>
+    <w:p>
+      <w:pPr>
+        <w:pStyle w:val="BodyText"/>
+      </w:pPr>
+      <w:r>
+        <w:rPr>
+          <w:vertAlign w:val="superscript"/>
+        </w:rPr>
+        <w:t xml:space="preserve">1</w:t>
+      </w:r>
+      <w:r>
+        <w:t xml:space="preserve">Division of Ecology and Evolution, Research School of Biology, Australian National University, Canberra, Australia.</w:t>
+      </w:r>
+      <w:r>
+        <w:t xml:space="preserve"> </w:t>
+      </w:r>
+      <w:r>
+        <w:rPr>
+          <w:vertAlign w:val="superscript"/>
+        </w:rPr>
+        <w:t xml:space="preserve">2</w:t>
+      </w:r>
+      <w:r>
+        <w:t xml:space="preserve">Department of Biological and Environmental Sciences, University of Gothenburg, Gothenburg, Sweden.</w:t>
+      </w:r>
+      <w:r>
+        <w:t xml:space="preserve"> </w:t>
+      </w:r>
+      <w:r>
+        <w:rPr>
+          <w:vertAlign w:val="superscript"/>
+        </w:rPr>
+        <w:t xml:space="preserve">*</w:t>
+      </w:r>
+      <w:r>
+        <w:t xml:space="preserve">Corresponding author: daniel.noble@anu.edu.au</w:t>
       </w:r>
     </w:p>
     <w:bookmarkStart w:id="91" w:name="a-tutorial-with-simulations"/>

--- a/_output/supp.docx
+++ b/_output/supp.docx
@@ -2284,7 +2284,7 @@
           <w:rPr>
             <w:rStyle w:val="Hyperlink"/>
           </w:rPr>
-          <w:t xml:space="preserve">Figure S 1</w:t>
+          <w:t xml:space="preserve">Figure S1</w:t>
         </w:r>
       </w:hyperlink>
       <w:r>
@@ -2388,7 +2388,7 @@
               <w:pStyle w:val="ImageCaption"/>
             </w:pPr>
             <w:r>
-              <w:t xml:space="preserve">Figure S 1: The known 4PL dose-response surface used to generate the simulated data, evaluated on a dense time grid at each of the five assay temperatures. The horizontal line marks 50% survival; where each curve crosses it gives the true LT50 at that temperature.</w:t>
+              <w:t xml:space="preserve">Figure S1: The known 4PL dose-response surface used to generate the simulated data, evaluated on a dense time grid at each of the five assay temperatures. The horizontal line marks 50% survival; where each curve crosses it gives the true LT50 at that temperature.</w:t>
             </w:r>
           </w:p>
           <w:bookmarkEnd w:id="25"/>
@@ -3946,7 +3946,7 @@
               <w:pStyle w:val="ImageCaption"/>
             </w:pPr>
             <w:r>
-              <w:t xml:space="preserve">Table S 1: Per-temperature Stage-1 estimates of</w:t>
+              <w:t xml:space="preserve">Table S1: Per-temperature Stage-1 estimates of</w:t>
             </w:r>
             <w:r>
               <w:t xml:space="preserve"> </w:t>
@@ -5039,7 +5039,7 @@
           <w:rPr>
             <w:rStyle w:val="Hyperlink"/>
           </w:rPr>
-          <w:t xml:space="preserve">Figure S 2</w:t>
+          <w:t xml:space="preserve">Figure S2</w:t>
         </w:r>
       </w:hyperlink>
       <w:r>
@@ -5089,7 +5089,7 @@
           <w:rPr>
             <w:rStyle w:val="Hyperlink"/>
           </w:rPr>
-          <w:t xml:space="preserve">Table S 1</w:t>
+          <w:t xml:space="preserve">Table S1</w:t>
         </w:r>
       </w:hyperlink>
       <w:r>
@@ -5319,7 +5319,7 @@
               <w:pStyle w:val="ImageCaption"/>
             </w:pPr>
             <w:r>
-              <w:t xml:space="preserve">Figure S 2: Stage-2 OLS regression of</w:t>
+              <w:t xml:space="preserve">Figure S2: Stage-2 OLS regression of</w:t>
             </w:r>
             <w:r>
               <w:t xml:space="preserve"> </w:t>
@@ -7836,7 +7836,7 @@
           <w:rPr>
             <w:rStyle w:val="Hyperlink"/>
           </w:rPr>
-          <w:t xml:space="preserve">Equation S 1</w:t>
+          <w:t xml:space="preserve">Equation S1</w:t>
         </w:r>
       </w:hyperlink>
       <w:r>
@@ -7892,7 +7892,7 @@
           <w:rPr>
             <w:rStyle w:val="Hyperlink"/>
           </w:rPr>
-          <w:t xml:space="preserve">Equation S 2</w:t>
+          <w:t xml:space="preserve">Equation S2</w:t>
         </w:r>
       </w:hyperlink>
       <w:r>
@@ -8807,7 +8807,7 @@
           <w:rPr>
             <w:rStyle w:val="Hyperlink"/>
           </w:rPr>
-          <w:t xml:space="preserve">Table S 2</w:t>
+          <w:t xml:space="preserve">Table S2</w:t>
         </w:r>
       </w:hyperlink>
       <w:r>
@@ -8838,7 +8838,7 @@
               <w:pStyle w:val="ImageCaption"/>
             </w:pPr>
             <w:r>
-              <w:t xml:space="preserve">Table S 2: Posterior medians and 95% credible intervals for the four 4PL parameters and the temperature slope, compared to the known truth used to generate the simulated data. Recovery is judged successful when the credible interval covers the truth.</w:t>
+              <w:t xml:space="preserve">Table S2: Posterior medians and 95% credible intervals for the four 4PL parameters and the temperature slope, compared to the known truth used to generate the simulated data. Recovery is judged successful when the credible interval covers the truth.</w:t>
             </w:r>
           </w:p>
           <w:tbl>
@@ -9467,7 +9467,7 @@
           <w:rPr>
             <w:rStyle w:val="Hyperlink"/>
           </w:rPr>
-          <w:t xml:space="preserve">Figure S 3</w:t>
+          <w:t xml:space="preserve">Figure S3</w:t>
         </w:r>
       </w:hyperlink>
       <w:r>
@@ -9545,7 +9545,7 @@
               <w:pStyle w:val="ImageCaption"/>
             </w:pPr>
             <w:r>
-              <w:t xml:space="preserve">Figure S 3: Posterior fitted 4PL curves (solid lines, with shaded 95% credible bands) overlaid on the simulated binomial data (points). One panel-coloured line per assay temperature. Where the fitted curves track the simulated proportions across all five temperatures, the model has recovered the underlying dose-response surface.</w:t>
+              <w:t xml:space="preserve">Figure S3: Posterior fitted 4PL curves (solid lines, with shaded 95% credible bands) overlaid on the simulated binomial data (points). One panel-coloured line per assay temperature. Where the fitted curves track the simulated proportions across all five temperatures, the model has recovered the underlying dose-response surface.</w:t>
             </w:r>
           </w:p>
           <w:bookmarkEnd w:id="50"/>
@@ -10872,7 +10872,7 @@
               <w:pStyle w:val="ImageCaption"/>
             </w:pPr>
             <w:r>
-              <w:t xml:space="preserve">Table S 3: Posterior medians and 95% credible intervals for thermal sensitivity (</w:t>
+              <w:t xml:space="preserve">Table S3: Posterior medians and 95% credible intervals for thermal sensitivity (</w:t>
             </w:r>
             <m:oMath>
               <m:r>
@@ -11323,7 +11323,7 @@
               <w:pStyle w:val="ImageCaption"/>
             </w:pPr>
             <w:r>
-              <w:t xml:space="preserve">Figure S 4: Posterior distributions for thermal sensitivity (</w:t>
+              <w:t xml:space="preserve">Figure S4: Posterior distributions for thermal sensitivity (</w:t>
             </w:r>
             <m:oMath>
               <m:r>
@@ -11397,7 +11397,7 @@
           <w:rPr>
             <w:rStyle w:val="Hyperlink"/>
           </w:rPr>
-          <w:t xml:space="preserve">Table S 3</w:t>
+          <w:t xml:space="preserve">Table S3</w:t>
         </w:r>
       </w:hyperlink>
       <w:r>
@@ -11411,7 +11411,7 @@
           <w:rPr>
             <w:rStyle w:val="Hyperlink"/>
           </w:rPr>
-          <w:t xml:space="preserve">Figure S 4</w:t>
+          <w:t xml:space="preserve">Figure S4</w:t>
         </w:r>
       </w:hyperlink>
       <w:r>
@@ -13598,7 +13598,7 @@
               <w:pStyle w:val="ImageCaption"/>
             </w:pPr>
             <w:r>
-              <w:t xml:space="preserve">Table S 4: Posterior summaries of</w:t>
+              <w:t xml:space="preserve">Table S4: Posterior summaries of</w:t>
             </w:r>
             <w:r>
               <w:t xml:space="preserve"> </w:t>
@@ -14486,7 +14486,7 @@
           <w:rPr>
             <w:rStyle w:val="Hyperlink"/>
           </w:rPr>
-          <w:t xml:space="preserve">Table S 5</w:t>
+          <w:t xml:space="preserve">Table S5</w:t>
         </w:r>
       </w:hyperlink>
       <w:r>
@@ -14520,7 +14520,7 @@
               <w:pStyle w:val="ImageCaption"/>
             </w:pPr>
             <w:r>
-              <w:t xml:space="preserve">Table S 5: Point estimates (two-stage) and posterior medians (joint Bayesian) for thermal sensitivity (</w:t>
+              <w:t xml:space="preserve">Table S5: Point estimates (two-stage) and posterior medians (joint Bayesian) for thermal sensitivity (</w:t>
             </w:r>
             <m:oMath>
               <m:r>
@@ -21034,7 +21034,7 @@
           <w:rPr>
             <w:rStyle w:val="Hyperlink"/>
           </w:rPr>
-          <w:t xml:space="preserve">Figure S 5</w:t>
+          <w:t xml:space="preserve">Figure S5</w:t>
         </w:r>
       </w:hyperlink>
       <w:r>
@@ -21112,7 +21112,7 @@
               <w:pStyle w:val="ImageCaption"/>
             </w:pPr>
             <w:r>
-              <w:t xml:space="preserve">Figure S 5: True 4PL dose-response surface (solid lines) for the extended simulation, where</w:t>
+              <w:t xml:space="preserve">Figure S5: True 4PL dose-response surface (solid lines) for the extended simulation, where</w:t>
             </w:r>
             <w:r>
               <w:t xml:space="preserve"> </w:t>
@@ -24021,7 +24021,7 @@
               <w:pStyle w:val="ImageCaption"/>
             </w:pPr>
             <w:r>
-              <w:t xml:space="preserve">Table S 6: Natural-scale parameter recovery from the constrained temperature-varying 4PL. The posterior is transformed from the raw</w:t>
+              <w:t xml:space="preserve">Table S6: Natural-scale parameter recovery from the constrained temperature-varying 4PL. The posterior is transformed from the raw</w:t>
             </w:r>
             <w:r>
               <w:t xml:space="preserve"> </w:t>
@@ -29829,7 +29829,7 @@
               <w:pStyle w:val="ImageCaption"/>
             </w:pPr>
             <w:r>
-              <w:t xml:space="preserve">Figure S 6: 5-day diurnal temperature trace used for the heat-injury and survival predictions. The dashed line is the damage-accumulation threshold</w:t>
+              <w:t xml:space="preserve">Figure S6: 5-day diurnal temperature trace used for the heat-injury and survival predictions. The dashed line is the damage-accumulation threshold</w:t>
             </w:r>
             <w:r>
               <w:t xml:space="preserve"> </w:t>
@@ -31331,7 +31331,7 @@
               <w:pStyle w:val="ImageCaption"/>
             </w:pPr>
             <w:r>
-              <w:t xml:space="preserve">Figure S 7: Posterior cumulative heat-injury trajectory under the 5-day field trace. Solid line is the posterior median across 500 draws of</w:t>
+              <w:t xml:space="preserve">Figure S7: Posterior cumulative heat-injury trajectory under the 5-day field trace. Solid line is the posterior median across 500 draws of</w:t>
             </w:r>
             <w:r>
               <w:t xml:space="preserve"> </w:t>
@@ -32649,7 +32649,7 @@
               <w:pStyle w:val="ImageCaption"/>
             </w:pPr>
             <w:r>
-              <w:t xml:space="preserve">Figure S 8: Posterior predicted population-level survival fraction under the 5-day field trace, computed from the model (Equation 9 of the manuscript). Solid line is the posterior median across 500 draws of</w:t>
+              <w:t xml:space="preserve">Figure S8: Posterior predicted population-level survival fraction under the 5-day field trace, computed from the model (Equation 9 of the manuscript). Solid line is the posterior median across 500 draws of</w:t>
             </w:r>
             <w:r>
               <w:t xml:space="preserve"> </w:t>
